--- a/nexidoc/Nexi_User_Guide_v22.20.docx
+++ b/nexidoc/Nexi_User_Guide_v22.20.docx
@@ -6243,7 +6243,7 @@
     </w:p>
     <w:p>
       <w:r>
-        <w:t>Alarms: a reading out of range opens ONE call per pool and problem, judged on the latest round. When the next reading is back in range, Nexi closes that call and its task by itself. Readings typed on two computers are combined: each value keeps its newest entry, and nothing typed is lost when the cloud download finishes.</w:t>
+        <w:t>Alarms: a CRITICAL EC or pH reading opens ONE call per pool and problem, judged on the latest round. When the next reading is no longer critical, Nexi closes that call and its task by itself. A warning only turns the box orange. Readings typed on two computers are combined: each value keeps its newest entry, and nothing typed is lost when the cloud download finishes.</w:t>
       </w:r>
     </w:p>
     <w:p>
@@ -6283,17 +6283,239 @@
         <w:pStyle w:val="Heading2"/>
       </w:pPr>
       <w:r>
+        <w:t>Ranges: green, orange, red (Eyal, 9 Oct)</w:t>
+      </w:r>
+    </w:p>
+    <w:p>
+      <w:r>
+        <w:t>Every reading box turns green (OK), orange (warning) or red and blinking (critical). The same ranges are used by the CRIT / WARN chip of each pool, the alarms and calls, 🎯 Smart Dosing and the line “Target ranges” above the table.</w:t>
+      </w:r>
+    </w:p>
+    <w:p>
+      <w:r>
+        <w:t>EC (mS/cm): OK 1.70 – 1.90 · warning 1.50 – 1.69 or 1.91 – 2.00 · critical below 1.50 or above 2.00.</w:t>
+      </w:r>
+    </w:p>
+    <w:p>
+      <w:r>
+        <w:t>pH: OK 5.80 – 6.50 · warning 5.50 – 5.79 or 6.51 – 6.80 · critical 5.49 and below or 6.81 and above.</w:t>
+      </w:r>
+    </w:p>
+    <w:p>
+      <w:r>
+        <w:t>Water level (cm, the level you measure): see the table. Each pool’s bands can be changed by an admin in ⚙️ Pool &amp; Drum Setup → 📏 Level bands; EC and pH ranges per pool are in the same card.</w:t>
+      </w:r>
+    </w:p>
+    <w:tbl>
+      <w:tblPr>
+        <w:tblStyle w:val="LightGrid-Accent1"/>
+        <w:tblW w:type="auto" w:w="0"/>
+        <w:tblLook w:firstColumn="1" w:firstRow="1" w:lastColumn="0" w:lastRow="0" w:noHBand="0" w:noVBand="1" w:val="04A0"/>
+      </w:tblPr>
+      <w:tblGrid>
+        <w:gridCol w:w="2160"/>
+        <w:gridCol w:w="2160"/>
+        <w:gridCol w:w="2160"/>
+        <w:gridCol w:w="2160"/>
+      </w:tblGrid>
+      <w:tr>
+        <w:tc>
+          <w:tcPr>
+            <w:tcW w:type="dxa" w:w="2160"/>
+          </w:tcPr>
+          <w:p>
+            <w:r>
+              <w:rPr>
+                <w:b/>
+              </w:rPr>
+              <w:t>Pools</w:t>
+            </w:r>
+          </w:p>
+        </w:tc>
+        <w:tc>
+          <w:tcPr>
+            <w:tcW w:type="dxa" w:w="2160"/>
+          </w:tcPr>
+          <w:p>
+            <w:r>
+              <w:rPr>
+                <w:b/>
+              </w:rPr>
+              <w:t>Good</w:t>
+            </w:r>
+          </w:p>
+        </w:tc>
+        <w:tc>
+          <w:tcPr>
+            <w:tcW w:type="dxa" w:w="2160"/>
+          </w:tcPr>
+          <w:p>
+            <w:r>
+              <w:rPr>
+                <w:b/>
+              </w:rPr>
+              <w:t>Warning</w:t>
+            </w:r>
+          </w:p>
+        </w:tc>
+        <w:tc>
+          <w:tcPr>
+            <w:tcW w:type="dxa" w:w="2160"/>
+          </w:tcPr>
+          <w:p>
+            <w:r>
+              <w:rPr>
+                <w:b/>
+              </w:rPr>
+              <w:t>Critical</w:t>
+            </w:r>
+          </w:p>
+        </w:tc>
+      </w:tr>
+      <w:tr>
+        <w:tc>
+          <w:tcPr>
+            <w:tcW w:type="dxa" w:w="2160"/>
+          </w:tcPr>
+          <w:p>
+            <w:r>
+              <w:t>GH1, GH2, GH3 &amp; GH4, GH5, GH6, GH10</w:t>
+            </w:r>
+          </w:p>
+        </w:tc>
+        <w:tc>
+          <w:tcPr>
+            <w:tcW w:type="dxa" w:w="2160"/>
+          </w:tcPr>
+          <w:p>
+            <w:r>
+              <w:t>30 – 60 cm</w:t>
+            </w:r>
+          </w:p>
+        </w:tc>
+        <w:tc>
+          <w:tcPr>
+            <w:tcW w:type="dxa" w:w="2160"/>
+          </w:tcPr>
+          <w:p>
+            <w:r>
+              <w:t>20 – 29 or 61 – 70 cm</w:t>
+            </w:r>
+          </w:p>
+        </w:tc>
+        <w:tc>
+          <w:tcPr>
+            <w:tcW w:type="dxa" w:w="2160"/>
+          </w:tcPr>
+          <w:p>
+            <w:r>
+              <w:t>below 20 or above 70 cm</w:t>
+            </w:r>
+          </w:p>
+        </w:tc>
+      </w:tr>
+      <w:tr>
+        <w:tc>
+          <w:tcPr>
+            <w:tcW w:type="dxa" w:w="2160"/>
+          </w:tcPr>
+          <w:p>
+            <w:r>
+              <w:t>GH7 &amp; GH8</w:t>
+            </w:r>
+          </w:p>
+        </w:tc>
+        <w:tc>
+          <w:tcPr>
+            <w:tcW w:type="dxa" w:w="2160"/>
+          </w:tcPr>
+          <w:p>
+            <w:r>
+              <w:t>40 – 100 cm</w:t>
+            </w:r>
+          </w:p>
+        </w:tc>
+        <w:tc>
+          <w:tcPr>
+            <w:tcW w:type="dxa" w:w="2160"/>
+          </w:tcPr>
+          <w:p>
+            <w:r>
+              <w:t>30 – 39 or 101 – 110 cm</w:t>
+            </w:r>
+          </w:p>
+        </w:tc>
+        <w:tc>
+          <w:tcPr>
+            <w:tcW w:type="dxa" w:w="2160"/>
+          </w:tcPr>
+          <w:p>
+            <w:r>
+              <w:t>below 30 or above 110 cm</w:t>
+            </w:r>
+          </w:p>
+        </w:tc>
+      </w:tr>
+      <w:tr>
+        <w:tc>
+          <w:tcPr>
+            <w:tcW w:type="dxa" w:w="2160"/>
+          </w:tcPr>
+          <w:p>
+            <w:r>
+              <w:t>GH9</w:t>
+            </w:r>
+          </w:p>
+        </w:tc>
+        <w:tc>
+          <w:tcPr>
+            <w:tcW w:type="dxa" w:w="2160"/>
+          </w:tcPr>
+          <w:p>
+            <w:r>
+              <w:t>30 – 50 cm</w:t>
+            </w:r>
+          </w:p>
+        </w:tc>
+        <w:tc>
+          <w:tcPr>
+            <w:tcW w:type="dxa" w:w="2160"/>
+          </w:tcPr>
+          <w:p>
+            <w:r>
+              <w:t>20 – 29 or 51 – 60 cm</w:t>
+            </w:r>
+          </w:p>
+        </w:tc>
+        <w:tc>
+          <w:tcPr>
+            <w:tcW w:type="dxa" w:w="2160"/>
+          </w:tcPr>
+          <w:p>
+            <w:r>
+              <w:t>below 20 or above 60 cm</w:t>
+            </w:r>
+          </w:p>
+        </w:tc>
+      </w:tr>
+    </w:tbl>
+    <w:p/>
+    <w:p>
+      <w:pPr>
+        <w:pStyle w:val="Heading2"/>
+      </w:pPr>
+      <w:r>
         <w:t>Daily target and cleaning target (v22.20)</w:t>
       </w:r>
     </w:p>
     <w:p>
       <w:r>
-        <w:t>Each pool has two water levels. The DAILY target is used for the 4 rounds: the colours, the alarms, the FILL hint and the dose. The CLEANING target is only for refilling the pool after cleaning (the old 130 / 120 / 100 cm values). Both are set by an admin in ⚙️ Pool &amp; Drum Setup.</w:t>
-      </w:r>
-    </w:p>
-    <w:p>
-      <w:r>
-        <w:t>Colours and alarms compare the level with the daily target: within ±10 cm OK, ±10–20 cm warning, more than ±20 cm critical.</w:t>
+        <w:t>Each pool has two water levels. The DAILY target is the level the daily fill brings the pool up to (the top of its GOOD band): the water to add and the dose are worked out from it. The CLEANING target is only for refilling the pool after cleaning (the old 130 / 120 / 100 cm values). Both are set by an admin in ⚙️ Pool &amp; Drum Setup.</w:t>
+      </w:r>
+    </w:p>
+    <w:p>
+      <w:r>
+        <w:t>Example: Pool 1 at 54 cm is GOOD (30 – 60). Nexi still tops it up to 60 cm: 6 cm = 121 L of water.</w:t>
       </w:r>
     </w:p>
     <w:tbl>
@@ -6454,7 +6676,7 @@
     </w:p>
     <w:p>
       <w:r>
-        <w:t>Example: Pool 1 at 54 cm with EC 1 is 6 cm under its daily 60 cm (OK, not critical): add 121 L pure water · A 2100 cc · B 2100 cc · C 30 cc.</w:t>
+        <w:t>Example: Pool 1 at 54 cm with EC 1 is 6 cm under its daily 60 cm (the level is GOOD; the EC 1 is critical, so the EC box is red): add 121 L pure water · A 2100 cc · B 2100 cc · C 30 cc.</w:t>
       </w:r>
     </w:p>
     <w:p>

--- a/nexidoc/Nexi_User_Guide_v22.20.docx
+++ b/nexidoc/Nexi_User_Guide_v22.20.docx
@@ -11550,7 +11550,7 @@
     </w:p>
     <w:p>
       <w:r>
-        <w:t>Every allowance row has a unit: per MONTH, PER DAY worked, or — since v21.23 — per MONTH if no missing day (an attendance incentive: paid whole in the cut-off that closes the calendar month, only when the month had no unauthorised absence; lates and approved leave do not break it; the payslip line says why it was or was not paid). The editors also warn when the same allowance row is on a card twice — Jomel’s Meal ₱2,000 sat there three times and paid ₱3,000 a cut-off. Since v21.24 an identical row (same purpose, unit, amount and taxable flag) is counted once by payroll whatever the card holds, and opening the card or the 💰 Allowances editor shows it as one row with a toast; press Save to keep the card clean, then regenerate the run. Per MONTH is prorated; PER DAY is multiplied by every day the person worked, with no ceiling. A ₱2,000 figure meant as a month, typed into a row left on PER DAY, paid ₱22,000 in one office cut-off.</w:t>
+        <w:t>Every allowance row has a unit: per MONTH, PER DAY worked, or — since v21.23 — per MONTH if no missing day (an attendance incentive: paid whole in the cut-off that closes the calendar month, only when the month had no unauthorised absence; lates and approved leave do not break it; the payslip line says why it was or was not paid). The editors also warn when the same allowance row is on a card twice — one card carried the same meal allowance three times and paid it three times a cut-off. Since v21.24 an identical row (same purpose, unit, amount and taxable flag) is counted once by payroll whatever the card holds, and opening the card or the 💰 Allowances editor shows it as one row with a toast; press Save to keep the card clean, then regenerate the run. Per MONTH is prorated; PER DAY is multiplied by every day the person worked, with no ceiling. A ₱2,000 figure meant as a month, typed into a row left on PER DAY, paid ₱22,000 in one office cut-off.</w:t>
       </w:r>
     </w:p>
     <w:p>
@@ -14341,7 +14341,7 @@
     </w:p>
     <w:p>
       <w:r>
-        <w:t>Loyalty Savings and every payroll screen (also the ones opened from Accounting) are visible ONLY to the System Admin, Jinky, Eyal and Dr Amy. Every other user — also Accounting users such as Joshane, and secondary admins — gets a 🔒 message and no employee amounts. Access overrides in Administration cannot open it for anyone else.</w:t>
+        <w:t>Loyalty Savings and every payroll screen (also the ones opened from Accounting) are visible ONLY to the System Admin, Jinky, Eyal and Dr Amy. Every other user — also other Accounting users and secondary admins — gets a 🔒 message and no employee amounts. Access overrides in Administration cannot open it for anyone else.</w:t>
       </w:r>
     </w:p>
     <w:p>
@@ -14359,7 +14359,7 @@
     </w:p>
     <w:p>
       <w:r>
-        <w:t>Every month the company sets aside a fixed amount per member (the monthly entitlement — ₱10,000 / ₱10,000 / ₱2,000 today). The amounts are remitted together to BDO by voucher and check, and BDO buys units of the Short Term Fund at that day’s NAVPU (the confirmation, COP, states the NAVPU and the units). Each employee owns a share of every remittance equal to their contribution ÷ the remittance, so they own that share of the units bought. Worth today = units × the latest NAVPU; interest = worth − contributions. The value moves with the NAVPU and can go down in a period (Mar→Apr 2026 did).</w:t>
+        <w:t>Every month the company sets aside a fixed amount per member (the monthly entitlement on each member’s HR card). The amounts are remitted together to BDO by voucher and check, and BDO buys units of the Short Term Fund at that day’s NAVPU (the confirmation, COP, states the NAVPU and the units). Each employee owns a share of every remittance equal to their contribution ÷ the remittance, so they own that share of the units bought. Worth today = units × the latest NAVPU; interest = worth − contributions. The value moves with the NAVPU and can go down in a period (Mar→Apr 2026 did).</w:t>
       </w:r>
     </w:p>
     <w:p>
@@ -14427,7 +14427,7 @@
     </w:p>
     <w:p>
       <w:r>
-        <w:t>The first open seeds the 28-Sep-2026 BDO audit workbook: Aug-2025 → Jun-2026, 10 remittances, ₱219,000 remitted, 1,689.1159 units, NAVPU 132.0663 on 14-Sep-2026, ₱89,000 outstanding to Sep-2026 (Jul–Sep unfunded for all three, Taladtad short in Feb–Apr). Correct anything from the vouchers; the workbook stays the audit trail.</w:t>
+        <w:t>The plan’s figures live in the synced loyalty store (they were entered from the BDO audit workbook of 28-Sep-2026); nothing is built into the page. Correct anything from the vouchers; the workbook stays the audit trail.</w:t>
       </w:r>
     </w:p>
     <w:p>
